--- a/test-harness/corpus/A6/replace/after.docx
+++ b/test-harness/corpus/A6/replace/after.docx
@@ -4,6 +4,7 @@
   <w:body>
     <w:p>
       <w:pPr>
+        <w:pStyle w:val="138"/>
         <w:pBdr/>
         <w:spacing/>
         <w:ind/>
@@ -31,7 +32,24 @@
           <w:rFonts w:hint="default" w:ascii="Times New Roman" w:hAnsi="Times New Roman" w:eastAsia="Times New Roman" w:cs="Times New Roman"/>
           <w:sz w:val="20"/>
         </w:rPr>
-        <w:t xml:space="preserve">Mid replaced</w:t>
+        <w:t xml:space="preserve">First</w:t>
+      </w:r>
+      <w:r/>
+    </w:p>
+    <w:p>
+      <w:pPr>
+        <w:pStyle w:val="138"/>
+        <w:pBdr/>
+        <w:spacing/>
+        <w:ind/>
+        <w:rPr/>
+      </w:pPr>
+      <w:r>
+        <w:rPr>
+          <w:rFonts w:hint="default" w:ascii="Times New Roman" w:hAnsi="Times New Roman" w:eastAsia="Times New Roman" w:cs="Times New Roman"/>
+          <w:sz w:val="20"/>
+        </w:rPr>
+        <w:t xml:space="preserve">Second</w:t>
       </w:r>
       <w:r>
         <w:rPr>
@@ -40,13 +58,11 @@
         </w:rPr>
         <w:t xml:space="preserve"> </w:t>
       </w:r>
-      <w:r/>
       <w:r>
         <w:rPr>
           <w:b/>
         </w:rPr>
       </w:r>
-      <w:r/>
       <w:r>
         <w:t xml:space="preserve">er flows</w:t>
       </w:r>
